--- a/Use Cases/Configure Database.docx
+++ b/Use Cases/Configure Database.docx
@@ -67,7 +67,21 @@
                 <w:bCs/>
                 <w:sz w:val="24"/>
               </w:rPr>
-              <w:t>Configure Database</w:t>
+              <w:t>Configure</w:t>
+            </w:r>
+            <w:r>
+              <w:rPr>
+                <w:bCs/>
+                <w:sz w:val="24"/>
+              </w:rPr>
+              <w:t xml:space="preserve"> a</w:t>
+            </w:r>
+            <w:r>
+              <w:rPr>
+                <w:bCs/>
+                <w:sz w:val="24"/>
+              </w:rPr>
+              <w:t xml:space="preserve"> Database</w:t>
             </w:r>
           </w:p>
         </w:tc>
